--- a/Fatima_Ali_Cover_Letter.docx
+++ b/Fatima_Ali_Cover_Letter.docx
@@ -47,7 +47,7 @@
           <w:color w:val="555555"/>
           <w:sz w:val="19"/>
         </w:rPr>
-        <w:t>Lagos, Nigeria  |  [Phone Number]  |  [Email Address]</w:t>
+        <w:t>Lagos, Nigeria  |  +234 806 901 3047  |  nicetima214@yahoo.com</w:t>
       </w:r>
     </w:p>
     <w:p>
